--- a/src/app/dashboard/surat/components/templates/Kuitansi_Solusindo_Premier.docx
+++ b/src/app/dashboard/surat/components/templates/Kuitansi_Solusindo_Premier.docx
@@ -24,12 +24,6 @@
         <w:gridCol w:w="4646"/>
       </w:tblGrid>
       <w:tr>
-        <w:tblPrEx>
-          <w:tblCellMar>
-            <w:top w:w="0" w:type="dxa"/>
-            <w:bottom w:w="0" w:type="dxa"/>
-          </w:tblCellMar>
-        </w:tblPrEx>
         <w:tc>
           <w:tcPr>
             <w:tcW w:w="5100" w:type="dxa"/>
@@ -68,12 +62,6 @@
               <w:gridCol w:w="3618"/>
             </w:tblGrid>
             <w:tr>
-              <w:tblPrEx>
-                <w:tblCellMar>
-                  <w:top w:w="0" w:type="dxa"/>
-                  <w:bottom w:w="0" w:type="dxa"/>
-                </w:tblCellMar>
-              </w:tblPrEx>
               <w:tc>
                 <w:tcPr>
                   <w:tcW w:w="1200" w:type="dxa"/>
@@ -160,16 +148,30 @@
                 <w:p>
                   <w:pPr>
                     <w:spacing w:after="60"/>
+                    <w:rPr>
+                      <w:sz w:val="24"/>
+                      <w:szCs w:val="24"/>
+                    </w:rPr>
                   </w:pPr>
                   <w:r>
                     <w:rPr>
                       <w:b/>
                       <w:bCs/>
                       <w:color w:val="1A1A2E"/>
-                      <w:sz w:val="30"/>
-                      <w:szCs w:val="30"/>
+                      <w:sz w:val="24"/>
+                      <w:szCs w:val="24"/>
                     </w:rPr>
                     <w:t>SOLUSINDO PREMIER</w:t>
+                  </w:r>
+                  <w:r>
+                    <w:rPr>
+                      <w:b/>
+                      <w:bCs/>
+                      <w:color w:val="1A1A2E"/>
+                      <w:sz w:val="24"/>
+                      <w:szCs w:val="24"/>
+                    </w:rPr>
+                    <w:t xml:space="preserve"> PROPERTY</w:t>
                   </w:r>
                 </w:p>
                 <w:p>
@@ -223,7 +225,17 @@
                       <w:sz w:val="17"/>
                       <w:szCs w:val="17"/>
                     </w:rPr>
-                    <w:t>0813 5736 7567 – 0822 1126 5859</w:t>
+                    <w:t>0813 5736 7567 – 0822 11</w:t>
+                  </w:r>
+                  <w:bookmarkStart w:id="0" w:name="_GoBack"/>
+                  <w:bookmarkEnd w:id="0"/>
+                  <w:r>
+                    <w:rPr>
+                      <w:color w:val="6B7280"/>
+                      <w:sz w:val="17"/>
+                      <w:szCs w:val="17"/>
+                    </w:rPr>
+                    <w:t>26 5859</w:t>
                   </w:r>
                 </w:p>
               </w:tc>
@@ -310,12 +322,6 @@
         <w:gridCol w:w="5246"/>
       </w:tblGrid>
       <w:tr>
-        <w:tblPrEx>
-          <w:tblCellMar>
-            <w:top w:w="0" w:type="dxa"/>
-            <w:bottom w:w="0" w:type="dxa"/>
-          </w:tblCellMar>
-        </w:tblPrEx>
         <w:tc>
           <w:tcPr>
             <w:tcW w:w="4500" w:type="dxa"/>
@@ -446,12 +452,6 @@
               <w:gridCol w:w="2250"/>
             </w:tblGrid>
             <w:tr>
-              <w:tblPrEx>
-                <w:tblCellMar>
-                  <w:top w:w="0" w:type="dxa"/>
-                  <w:bottom w:w="0" w:type="dxa"/>
-                </w:tblCellMar>
-              </w:tblPrEx>
               <w:tc>
                 <w:tcPr>
                   <w:tcW w:w="2250" w:type="dxa"/>
@@ -606,12 +606,6 @@
         <w:gridCol w:w="3446"/>
       </w:tblGrid>
       <w:tr>
-        <w:tblPrEx>
-          <w:tblCellMar>
-            <w:top w:w="0" w:type="dxa"/>
-            <w:bottom w:w="0" w:type="dxa"/>
-          </w:tblCellMar>
-        </w:tblPrEx>
         <w:trPr>
           <w:tblHeader/>
         </w:trPr>
@@ -738,12 +732,6 @@
         </w:tc>
       </w:tr>
       <w:tr>
-        <w:tblPrEx>
-          <w:tblCellMar>
-            <w:top w:w="0" w:type="dxa"/>
-            <w:bottom w:w="0" w:type="dxa"/>
-          </w:tblCellMar>
-        </w:tblPrEx>
         <w:tc>
           <w:tcPr>
             <w:tcW w:w="680" w:type="dxa"/>
@@ -947,12 +935,6 @@
         </w:tc>
       </w:tr>
       <w:tr>
-        <w:tblPrEx>
-          <w:tblCellMar>
-            <w:top w:w="0" w:type="dxa"/>
-            <w:bottom w:w="0" w:type="dxa"/>
-          </w:tblCellMar>
-        </w:tblPrEx>
         <w:tc>
           <w:tcPr>
             <w:tcW w:w="6300" w:type="dxa"/>
@@ -1070,12 +1052,6 @@
         <w:gridCol w:w="9746"/>
       </w:tblGrid>
       <w:tr>
-        <w:tblPrEx>
-          <w:tblCellMar>
-            <w:top w:w="0" w:type="dxa"/>
-            <w:bottom w:w="0" w:type="dxa"/>
-          </w:tblCellMar>
-        </w:tblPrEx>
         <w:tc>
           <w:tcPr>
             <w:tcW w:w="9746" w:type="dxa"/>
@@ -1179,12 +1155,6 @@
         <w:gridCol w:w="4646"/>
       </w:tblGrid>
       <w:tr>
-        <w:tblPrEx>
-          <w:tblCellMar>
-            <w:top w:w="0" w:type="dxa"/>
-            <w:bottom w:w="0" w:type="dxa"/>
-          </w:tblCellMar>
-        </w:tblPrEx>
         <w:tc>
           <w:tcPr>
             <w:tcW w:w="5100" w:type="dxa"/>
@@ -1239,12 +1209,6 @@
               <w:gridCol w:w="2620"/>
             </w:tblGrid>
             <w:tr>
-              <w:tblPrEx>
-                <w:tblCellMar>
-                  <w:top w:w="0" w:type="dxa"/>
-                  <w:bottom w:w="0" w:type="dxa"/>
-                </w:tblCellMar>
-              </w:tblPrEx>
               <w:tc>
                 <w:tcPr>
                   <w:tcW w:w="1600" w:type="dxa"/>
@@ -1333,12 +1297,6 @@
               </w:tc>
             </w:tr>
             <w:tr>
-              <w:tblPrEx>
-                <w:tblCellMar>
-                  <w:top w:w="0" w:type="dxa"/>
-                  <w:bottom w:w="0" w:type="dxa"/>
-                </w:tblCellMar>
-              </w:tblPrEx>
               <w:tc>
                 <w:tcPr>
                   <w:tcW w:w="1600" w:type="dxa"/>
@@ -1435,12 +1393,6 @@
               </w:tc>
             </w:tr>
             <w:tr>
-              <w:tblPrEx>
-                <w:tblCellMar>
-                  <w:top w:w="0" w:type="dxa"/>
-                  <w:bottom w:w="0" w:type="dxa"/>
-                </w:tblCellMar>
-              </w:tblPrEx>
               <w:tc>
                 <w:tcPr>
                   <w:tcW w:w="1600" w:type="dxa"/>
@@ -1705,12 +1657,6 @@
               <w:gridCol w:w="2959"/>
             </w:tblGrid>
             <w:tr>
-              <w:tblPrEx>
-                <w:tblCellMar>
-                  <w:top w:w="0" w:type="dxa"/>
-                  <w:bottom w:w="0" w:type="dxa"/>
-                </w:tblCellMar>
-              </w:tblPrEx>
               <w:trPr>
                 <w:trHeight w:val="1704"/>
               </w:trPr>
@@ -1981,12 +1927,6 @@
         <w:gridCol w:w="9746"/>
       </w:tblGrid>
       <w:tr>
-        <w:tblPrEx>
-          <w:tblCellMar>
-            <w:top w:w="0" w:type="dxa"/>
-            <w:bottom w:w="0" w:type="dxa"/>
-          </w:tblCellMar>
-        </w:tblPrEx>
         <w:tc>
           <w:tcPr>
             <w:tcW w:w="9746" w:type="dxa"/>
@@ -2122,12 +2062,6 @@
         </w:tc>
       </w:tr>
       <w:tr>
-        <w:tblPrEx>
-          <w:tblCellMar>
-            <w:top w:w="0" w:type="dxa"/>
-            <w:bottom w:w="0" w:type="dxa"/>
-          </w:tblCellMar>
-        </w:tblPrEx>
         <w:tc>
           <w:tcPr>
             <w:tcW w:w="9746" w:type="dxa"/>
@@ -2170,12 +2104,6 @@
               <w:gridCol w:w="3196"/>
             </w:tblGrid>
             <w:tr>
-              <w:tblPrEx>
-                <w:tblCellMar>
-                  <w:top w:w="0" w:type="dxa"/>
-                  <w:bottom w:w="0" w:type="dxa"/>
-                </w:tblCellMar>
-              </w:tblPrEx>
               <w:tc>
                 <w:tcPr>
                   <w:tcW w:w="3195" w:type="dxa"/>
@@ -2216,12 +2144,6 @@
                     <w:gridCol w:w="2695"/>
                   </w:tblGrid>
                   <w:tr>
-                    <w:tblPrEx>
-                      <w:tblCellMar>
-                        <w:top w:w="0" w:type="dxa"/>
-                        <w:bottom w:w="0" w:type="dxa"/>
-                      </w:tblCellMar>
-                    </w:tblPrEx>
                     <w:tc>
                       <w:tcPr>
                         <w:tcW w:w="420" w:type="dxa"/>
@@ -2399,12 +2321,6 @@
                     <w:gridCol w:w="2735"/>
                   </w:tblGrid>
                   <w:tr>
-                    <w:tblPrEx>
-                      <w:tblCellMar>
-                        <w:top w:w="0" w:type="dxa"/>
-                        <w:bottom w:w="0" w:type="dxa"/>
-                      </w:tblCellMar>
-                    </w:tblPrEx>
                     <w:tc>
                       <w:tcPr>
                         <w:tcW w:w="420" w:type="dxa"/>
@@ -2584,12 +2500,6 @@
                     <w:gridCol w:w="2696"/>
                   </w:tblGrid>
                   <w:tr>
-                    <w:tblPrEx>
-                      <w:tblCellMar>
-                        <w:top w:w="0" w:type="dxa"/>
-                        <w:bottom w:w="0" w:type="dxa"/>
-                      </w:tblCellMar>
-                    </w:tblPrEx>
                     <w:tc>
                       <w:tcPr>
                         <w:tcW w:w="420" w:type="dxa"/>
@@ -2702,19 +2612,7 @@
                             <w:sz w:val="18"/>
                             <w:szCs w:val="18"/>
                           </w:rPr>
-                          <w:t>solusindoas</w:t>
-                        </w:r>
-                        <w:bookmarkStart w:id="0" w:name="_GoBack"/>
-                        <w:bookmarkEnd w:id="0"/>
-                        <w:r>
-                          <w:rPr>
-                            <w:b/>
-                            <w:bCs/>
-                            <w:color w:val="1A1A2E"/>
-                            <w:sz w:val="18"/>
-                            <w:szCs w:val="18"/>
-                          </w:rPr>
-                          <w:t>et.com</w:t>
+                          <w:t>solusindoaset.com</w:t>
                         </w:r>
                       </w:p>
                     </w:tc>
